--- a/content-src/docx/A G 1999 05 20 Andrew Motion laureate.docx
+++ b/content-src/docx/A G 1999 05 20 Andrew Motion laureate.docx
@@ -88,7 +88,7 @@
     </w:p>
     <w:p>
       <w:r>
-        <w:t xml:space="preserve">That poem is divided into two sections; the first, Lines Of Desire, begins with another episode of random violence (“In broad daylight and a familiar street / the sort where gossips dawdle, and nose-to-tail dogs meet / some bastard with no face lurched out from behind a tree / and tried to kill me”. The sections that follow treat events from the first world war through to the present day, alertly combining the personal and domestic with larger forces – war, money, illness – that threaten and overshadow it. These swiftly oscillating contexts, in which images of safety turn nasty at a stroke, and nursery rhyme jingles achieve an insistent and sinister menace, more than do justice to wider issues than the merely personal.</w:t>
+        <w:t xml:space="preserve">That poem is divided into two sections; the first, Lines Of Desire, begins with another episode of random violence (“In broad daylight and a familiar street / the sort where gossips dawdle, and nose-to-tail dogs meet / some bastard with no face lurched out from behind a tree / and tried to kill me”). The sections that follow treat events from the first world war through to the present day, alertly combining the personal and domestic with larger forces – war, money, illness – that threaten and overshadow it. These swiftly oscillating contexts, in which images of safety turn nasty at a stroke, and nursery rhyme jingles achieve an insistent and sinister menace, more than do justice to wider issues than the merely personal.</w:t>
       </w:r>
     </w:p>
     <w:p>
